--- a/Paper/Liver_Disease_Paper/EuropeanRadiology/Disclosure-Paragraph.docx
+++ b/Paper/Liver_Disease_Paper/EuropeanRadiology/Disclosure-Paragraph.docx
@@ -50,7 +50,25 @@
           <w:sz w:val="24"/>
           <w:szCs w:val="24"/>
         </w:rPr>
-        <w:t>The authors would like to acknowledge the Editing Services, Research Medical Library at The University of Texas MD Anderson Cancer Center, funding from the Society of Interventional Radiology Foundation Allied Scientist Grant, NIH (NCI R01CA221971), and the Helen Black Image Guided Fund.</w:t>
+        <w:t>The authors would like to acknowledge the Editing Services, Research Medical Library at The University of Texas MD Anderson Cancer Center, funding from the Society of Interventional Radiology Foundation Allied Scientist Grant, NIH (NCI R01CA221971</w:t>
+      </w:r>
+      <w:r>
+        <w:rPr>
+          <w:rFonts w:eastAsia="Times New Roman" w:cstheme="minorHAnsi"/>
+          <w:color w:val="000000"/>
+          <w:sz w:val="24"/>
+          <w:szCs w:val="24"/>
+        </w:rPr>
+        <w:t>, NCI R01CA235564</w:t>
+      </w:r>
+      <w:r>
+        <w:rPr>
+          <w:rFonts w:eastAsia="Times New Roman" w:cstheme="minorHAnsi"/>
+          <w:color w:val="000000"/>
+          <w:sz w:val="24"/>
+          <w:szCs w:val="24"/>
+        </w:rPr>
+        <w:t>), and the Helen Black Image Guided Fund.</w:t>
       </w:r>
     </w:p>
     <w:p>
@@ -95,6 +113,8 @@
           <w:lang w:val="en-GB"/>
         </w:rPr>
       </w:pPr>
+      <w:bookmarkStart w:id="0" w:name="_GoBack"/>
+      <w:bookmarkEnd w:id="0"/>
     </w:p>
     <w:p>
       <w:pPr>
@@ -125,20 +145,52 @@
           <w:rFonts w:asciiTheme="minorHAnsi" w:hAnsiTheme="minorHAnsi" w:cstheme="minorHAnsi"/>
           <w:lang w:val="en-US"/>
         </w:rPr>
-        <w:t>Dr. Odisio reports grants from National Institutes of Health (Raysearch Labs), grants and ot</w:t>
-      </w:r>
+        <w:t>Dr. Odisio reports grants from National Institutes of Health (</w:t>
+      </w:r>
+      <w:proofErr w:type="spellStart"/>
       <w:r>
         <w:rPr>
           <w:rFonts w:asciiTheme="minorHAnsi" w:hAnsiTheme="minorHAnsi" w:cstheme="minorHAnsi"/>
           <w:lang w:val="en-US"/>
         </w:rPr>
-        <w:t xml:space="preserve">her from Siemens Healthineers, </w:t>
-      </w:r>
+        <w:t>Raysearch</w:t>
+      </w:r>
+      <w:proofErr w:type="spellEnd"/>
       <w:r>
         <w:rPr>
           <w:rFonts w:asciiTheme="minorHAnsi" w:hAnsiTheme="minorHAnsi" w:cstheme="minorHAnsi"/>
           <w:lang w:val="en-US"/>
         </w:rPr>
+        <w:t xml:space="preserve"> Labs), grants and ot</w:t>
+      </w:r>
+      <w:r>
+        <w:rPr>
+          <w:rFonts w:asciiTheme="minorHAnsi" w:hAnsiTheme="minorHAnsi" w:cstheme="minorHAnsi"/>
+          <w:lang w:val="en-US"/>
+        </w:rPr>
+        <w:t xml:space="preserve">her from Siemens </w:t>
+      </w:r>
+      <w:proofErr w:type="spellStart"/>
+      <w:r>
+        <w:rPr>
+          <w:rFonts w:asciiTheme="minorHAnsi" w:hAnsiTheme="minorHAnsi" w:cstheme="minorHAnsi"/>
+          <w:lang w:val="en-US"/>
+        </w:rPr>
+        <w:t>Healthineers</w:t>
+      </w:r>
+      <w:proofErr w:type="spellEnd"/>
+      <w:r>
+        <w:rPr>
+          <w:rFonts w:asciiTheme="minorHAnsi" w:hAnsiTheme="minorHAnsi" w:cstheme="minorHAnsi"/>
+          <w:lang w:val="en-US"/>
+        </w:rPr>
+        <w:t xml:space="preserve">, </w:t>
+      </w:r>
+      <w:r>
+        <w:rPr>
+          <w:rFonts w:asciiTheme="minorHAnsi" w:hAnsiTheme="minorHAnsi" w:cstheme="minorHAnsi"/>
+          <w:lang w:val="en-US"/>
+        </w:rPr>
         <w:t>outside the submitted work</w:t>
       </w:r>
       <w:r>
@@ -153,7 +205,23 @@
           <w:rFonts w:asciiTheme="minorHAnsi" w:hAnsiTheme="minorHAnsi" w:cstheme="minorHAnsi"/>
           <w:lang w:val="en-US"/>
         </w:rPr>
-        <w:t>Dr. Brock reports grants from National Institutes of Health R01CA235564, during the conduct of the study; grants from RaySearch Laboratories</w:t>
+        <w:t xml:space="preserve">Dr. Brock reports grants from National Institutes of Health R01CA235564, during the conduct of the study; grants from </w:t>
+      </w:r>
+      <w:proofErr w:type="spellStart"/>
+      <w:r>
+        <w:rPr>
+          <w:rFonts w:asciiTheme="minorHAnsi" w:hAnsiTheme="minorHAnsi" w:cstheme="minorHAnsi"/>
+          <w:lang w:val="en-US"/>
+        </w:rPr>
+        <w:t>RaySearch</w:t>
+      </w:r>
+      <w:proofErr w:type="spellEnd"/>
+      <w:r>
+        <w:rPr>
+          <w:rFonts w:asciiTheme="minorHAnsi" w:hAnsiTheme="minorHAnsi" w:cstheme="minorHAnsi"/>
+          <w:lang w:val="en-US"/>
+        </w:rPr>
+        <w:t xml:space="preserve"> Laboratories</w:t>
       </w:r>
       <w:r>
         <w:rPr>
@@ -273,18 +341,7 @@
           <w:szCs w:val="24"/>
           <w:lang w:val="en-GB"/>
         </w:rPr>
-        <w:t>Kristy K Brock, kkbrock@mdanderson.org</w:t>
-      </w:r>
-      <w:bookmarkStart w:id="0" w:name="_GoBack"/>
-      <w:bookmarkEnd w:id="0"/>
-      <w:r>
-        <w:rPr>
-          <w:rFonts w:cstheme="minorHAnsi"/>
-          <w:sz w:val="24"/>
-          <w:szCs w:val="24"/>
-          <w:lang w:val="en-GB"/>
-        </w:rPr>
-        <w:t xml:space="preserve"> </w:t>
+        <w:t xml:space="preserve">Kristy K Brock, kkbrock@mdanderson.org </w:t>
       </w:r>
     </w:p>
     <w:p>
@@ -370,7 +427,47 @@
           <w:szCs w:val="24"/>
           <w:lang w:val="en-GB"/>
         </w:rPr>
-        <w:t>ith the following companies: RaySearch Laboratories and Siemens Healthineers, outside the submitted work</w:t>
+        <w:t xml:space="preserve">ith the following companies: </w:t>
+      </w:r>
+      <w:proofErr w:type="spellStart"/>
+      <w:r>
+        <w:rPr>
+          <w:rFonts w:cstheme="minorHAnsi"/>
+          <w:sz w:val="24"/>
+          <w:szCs w:val="24"/>
+          <w:lang w:val="en-GB"/>
+        </w:rPr>
+        <w:t>RaySearch</w:t>
+      </w:r>
+      <w:proofErr w:type="spellEnd"/>
+      <w:r>
+        <w:rPr>
+          <w:rFonts w:cstheme="minorHAnsi"/>
+          <w:sz w:val="24"/>
+          <w:szCs w:val="24"/>
+          <w:lang w:val="en-GB"/>
+        </w:rPr>
+        <w:t xml:space="preserve"> Laboratories and Siemens </w:t>
+      </w:r>
+      <w:proofErr w:type="spellStart"/>
+      <w:r>
+        <w:rPr>
+          <w:rFonts w:cstheme="minorHAnsi"/>
+          <w:sz w:val="24"/>
+          <w:szCs w:val="24"/>
+          <w:lang w:val="en-GB"/>
+        </w:rPr>
+        <w:t>Healthineers</w:t>
+      </w:r>
+      <w:proofErr w:type="spellEnd"/>
+      <w:r>
+        <w:rPr>
+          <w:rFonts w:cstheme="minorHAnsi"/>
+          <w:sz w:val="24"/>
+          <w:szCs w:val="24"/>
+          <w:lang w:val="en-GB"/>
+        </w:rPr>
+        <w:t>, outside the submitted work</w:t>
       </w:r>
       <w:r>
         <w:rPr>
@@ -697,7 +794,7 @@
           <w:szCs w:val="24"/>
           <w:lang w:val="en-GB"/>
         </w:rPr>
-        <w:t>Some study subjects or cohorts have been previously reported in XXX.</w:t>
+        <w:t>No study subjects have been previously reported on from our institution.</w:t>
       </w:r>
     </w:p>
     <w:p>
@@ -1472,6 +1569,7 @@
   <w:style w:type="character" w:default="1" w:styleId="DefaultParagraphFont">
     <w:name w:val="Default Paragraph Font"/>
     <w:uiPriority w:val="1"/>
+    <w:semiHidden/>
     <w:unhideWhenUsed/>
   </w:style>
   <w:style w:type="table" w:default="1" w:styleId="TableNormal">
